--- a/klagomål/A 25600-2022 FSC-klagomål.docx
+++ b/klagomål/A 25600-2022 FSC-klagomål.docx
@@ -694,7 +694,7 @@
     <w:r>
       <w:tab/>
       <w:tab/>
-      <w:t>2024-12-17</w:t>
+      <w:t>2024-12-18</w:t>
       <w:br/>
       <w:br/>
     </w:r>

--- a/klagomål/A 25600-2022 FSC-klagomål.docx
+++ b/klagomål/A 25600-2022 FSC-klagomål.docx
@@ -694,7 +694,7 @@
     <w:r>
       <w:tab/>
       <w:tab/>
-      <w:t>2024-12-18</w:t>
+      <w:t>2024-12-19</w:t>
       <w:br/>
       <w:br/>
     </w:r>

--- a/klagomål/A 25600-2022 FSC-klagomål.docx
+++ b/klagomål/A 25600-2022 FSC-klagomål.docx
@@ -694,7 +694,7 @@
     <w:r>
       <w:tab/>
       <w:tab/>
-      <w:t>2024-12-19</w:t>
+      <w:t>2024-12-20</w:t>
       <w:br/>
       <w:br/>
     </w:r>

--- a/klagomål/A 25600-2022 FSC-klagomål.docx
+++ b/klagomål/A 25600-2022 FSC-klagomål.docx
@@ -694,7 +694,7 @@
     <w:r>
       <w:tab/>
       <w:tab/>
-      <w:t>2024-12-20</w:t>
+      <w:t>2024-12-22</w:t>
       <w:br/>
       <w:br/>
     </w:r>

--- a/klagomål/A 25600-2022 FSC-klagomål.docx
+++ b/klagomål/A 25600-2022 FSC-klagomål.docx
@@ -694,7 +694,7 @@
     <w:r>
       <w:tab/>
       <w:tab/>
-      <w:t>2024-12-22</w:t>
+      <w:t>2024-12-23</w:t>
       <w:br/>
       <w:br/>
     </w:r>

--- a/klagomål/A 25600-2022 FSC-klagomål.docx
+++ b/klagomål/A 25600-2022 FSC-klagomål.docx
@@ -694,7 +694,7 @@
     <w:r>
       <w:tab/>
       <w:tab/>
-      <w:t>2024-12-23</w:t>
+      <w:t>2024-12-24</w:t>
       <w:br/>
       <w:br/>
     </w:r>

--- a/klagomål/A 25600-2022 FSC-klagomål.docx
+++ b/klagomål/A 25600-2022 FSC-klagomål.docx
@@ -843,7 +843,7 @@
     <w:r>
       <w:tab/>
       <w:tab/>
-      <w:t>2024-12-31</w:t>
+      <w:t>2025-01-01</w:t>
       <w:br/>
       <w:br/>
     </w:r>

--- a/klagomål/A 25600-2022 FSC-klagomål.docx
+++ b/klagomål/A 25600-2022 FSC-klagomål.docx
@@ -843,7 +843,7 @@
     <w:r>
       <w:tab/>
       <w:tab/>
-      <w:t>2025-01-01</w:t>
+      <w:t>2025-01-02</w:t>
       <w:br/>
       <w:br/>
     </w:r>

--- a/klagomål/A 25600-2022 FSC-klagomål.docx
+++ b/klagomål/A 25600-2022 FSC-klagomål.docx
@@ -843,7 +843,7 @@
     <w:r>
       <w:tab/>
       <w:tab/>
-      <w:t>2025-01-02</w:t>
+      <w:t>2025-01-03</w:t>
       <w:br/>
       <w:br/>
     </w:r>

--- a/klagomål/A 25600-2022 FSC-klagomål.docx
+++ b/klagomål/A 25600-2022 FSC-klagomål.docx
@@ -843,7 +843,7 @@
     <w:r>
       <w:tab/>
       <w:tab/>
-      <w:t>2025-01-03</w:t>
+      <w:t>2025-01-04</w:t>
       <w:br/>
       <w:br/>
     </w:r>

--- a/klagomål/A 25600-2022 FSC-klagomål.docx
+++ b/klagomål/A 25600-2022 FSC-klagomål.docx
@@ -191,7 +191,7 @@
     </w:p>
     <w:p>
       <w:r>
-        <w:t>I avverkningsanmälan har följande 4 naturvårdsarter hittats: talltita (NT, §4), gröngöling (§4), hökuggla (§4) och kungsfågel (§4). Av dessa är 1 rödlistade. För rödlistade arter har rödlistekategorin angivits inom parentes. För fridlysta arter anges även paragrafen i Artskyddsförordningen som arten är fridlyst enligt.</w:t>
+        <w:t>I avverkningsanmälan har följande 5 naturvårdsarter hittats: spillkråka (NT, §4), talltita (NT, §4), gröngöling (§4), hökuggla (§4) och kungsfågel (§4). Av dessa är 2 rödlistade. För rödlistade arter har rödlistekategorin angivits inom parentes. För fridlysta arter anges även paragrafen i Artskyddsförordningen som arten är fridlyst enligt.</w:t>
       </w:r>
     </w:p>
     <w:p>
@@ -256,7 +256,7 @@
     </w:p>
     <w:p>
       <w:r>
-        <w:t>Följande fridlysta arter har sina livsmiljöer och växtplatser i den avverkningsanmälda skogen: talltita (NT, §4), gröngöling (§4), hökuggla (§4) och kungsfågel (§4).</w:t>
+        <w:t>Följande fridlysta arter har sina livsmiljöer och växtplatser i den avverkningsanmälda skogen: spillkråka (NT, §4), talltita (NT, §4), gröngöling (§4), hökuggla (§4) och kungsfågel (§4).</w:t>
       </w:r>
     </w:p>
     <w:p>
@@ -271,6 +271,17 @@
       </w:r>
       <w:r>
         <w:t>(artikel 1). Vidare att de åtgärder som vidtas inte får leda till en försämring av den nuvarande situationen beträffande bevarandet av de fågelarter som avses i artikel 1 (artikel 13). Fågeldirektivet är styrande för tillsynsansvariga myndigheters ärendehantering, ställningstaganden och beslutsfattande.</w:t>
+      </w:r>
+    </w:p>
+    <w:p>
+      <w:r>
+        <w:rPr>
+          <w:b/>
+        </w:rPr>
+        <w:t>Spillkråka (NT, §4)</w:t>
+      </w:r>
+      <w:r>
+        <w:t xml:space="preserve"> är rödlistad som nära hotad och ingår i bilaga 1 i EU:s fågeldirektiv. Den minskar i population på grund av minskad tillgång på lämpliga bo- och födoträd och minskad födotillgång. Spillkråkans minskningstakt har uppgått till 19 (24–10) % under de senaste 15 åren. Minskningstakten för den svenska populationen bedöms vara nära gränsvärdet för Sårbar (VU) (A2bc). Skogsbruk med korta omloppstider och täta, homogena ungskogar utgör det största hotet, (SLU Artdatabanken, 2023).</w:t>
       </w:r>
     </w:p>
     <w:p>
@@ -395,7 +406,7 @@
         <w:rPr>
           <w:i/>
         </w:rPr>
-        <w:t>I det avverkningsanmälda skogsområdet har 4 naturvårdsarter varav 1 rödlistade arter sina livsmiljöer och växtplatser.</w:t>
+        <w:t>I det avverkningsanmälda skogsområdet har 5 naturvårdsarter varav 2 rödlistade arter sina livsmiljöer och växtplatser.</w:t>
       </w:r>
     </w:p>
     <w:p>
@@ -600,6 +611,46 @@
         <w:pStyle w:val="Heading1"/>
       </w:pPr>
       <w:r>
+        <w:t>Spillkråka – ekologi samt krav på livsmiljön</w:t>
+      </w:r>
+    </w:p>
+    <w:p>
+      <w:r>
+        <w:t>Spillkråka (NT) är rödlistad som nära hotad, fridlyst enligt §4 Artskyddsförordningen och ingår i bilaga 1 i EU:s fågeldirektiv. Spillkråka lever i både barr- och blandskog liksom i ren lövskog. De tätaste populationerna tenderar att finnas i äldre, variationsrik blandskog med gott om död ved och gamla träd.</w:t>
+      </w:r>
+    </w:p>
+    <w:p>
+      <w:r>
+        <w:t>Varje par utnyttjar 400–1000 hektar skog beroende på skogens kvalitet. En minskning av populationen pågår på grund av minskad tillgång på lämpliga bo- och födoträd och minskad födotillgång. Spillkråkans minskningstakt har uppgått till 19 (24–10) % under de senaste 15 åren. Minskningstakten för den svenska populationen bedöms vara nära gränsvärdet för Sårbar (VU) (A2bc). Skogsbruk med korta omloppstider och täta, homogena ungskogar utgör det största hotet (Artdatabanken 2023).</w:t>
+      </w:r>
+    </w:p>
+    <w:p>
+      <w:pPr>
+        <w:pStyle w:val="Heading2"/>
+      </w:pPr>
+      <w:r>
+        <w:t>Referenser – spillkråka</w:t>
+      </w:r>
+    </w:p>
+    <w:p>
+      <w:r>
+        <w:t xml:space="preserve">SLU Artdatabanken, 2021. </w:t>
+      </w:r>
+      <w:r>
+        <w:rPr>
+          <w:i/>
+        </w:rPr>
+        <w:t xml:space="preserve">Artfaktablad. Naturvård – artfakta. </w:t>
+      </w:r>
+      <w:r>
+        <w:t>SLU Artdatabanken, Uppsala</w:t>
+      </w:r>
+    </w:p>
+    <w:p>
+      <w:pPr>
+        <w:pStyle w:val="Heading1"/>
+      </w:pPr>
+      <w:r>
         <w:t>Talltita – ekologi samt krav på livsmiljön</w:t>
       </w:r>
     </w:p>
@@ -843,7 +894,7 @@
     <w:r>
       <w:tab/>
       <w:tab/>
-      <w:t>2025-01-04</w:t>
+      <w:t>2025-01-05</w:t>
       <w:br/>
       <w:br/>
     </w:r>

--- a/klagomål/A 25600-2022 FSC-klagomål.docx
+++ b/klagomål/A 25600-2022 FSC-klagomål.docx
@@ -894,7 +894,7 @@
     <w:r>
       <w:tab/>
       <w:tab/>
-      <w:t>2025-01-05</w:t>
+      <w:t>2025-01-06</w:t>
       <w:br/>
       <w:br/>
     </w:r>

--- a/klagomål/A 25600-2022 FSC-klagomål.docx
+++ b/klagomål/A 25600-2022 FSC-klagomål.docx
@@ -894,7 +894,7 @@
     <w:r>
       <w:tab/>
       <w:tab/>
-      <w:t>2025-01-06</w:t>
+      <w:t>2025-01-07</w:t>
       <w:br/>
       <w:br/>
     </w:r>

--- a/klagomål/A 25600-2022 FSC-klagomål.docx
+++ b/klagomål/A 25600-2022 FSC-klagomål.docx
@@ -894,7 +894,7 @@
     <w:r>
       <w:tab/>
       <w:tab/>
-      <w:t>2025-01-07</w:t>
+      <w:t>2025-01-08</w:t>
       <w:br/>
       <w:br/>
     </w:r>

--- a/klagomål/A 25600-2022 FSC-klagomål.docx
+++ b/klagomål/A 25600-2022 FSC-klagomål.docx
@@ -894,7 +894,7 @@
     <w:r>
       <w:tab/>
       <w:tab/>
-      <w:t>2025-01-08</w:t>
+      <w:t>2025-01-09</w:t>
       <w:br/>
       <w:br/>
     </w:r>

--- a/klagomål/A 25600-2022 FSC-klagomål.docx
+++ b/klagomål/A 25600-2022 FSC-klagomål.docx
@@ -894,7 +894,7 @@
     <w:r>
       <w:tab/>
       <w:tab/>
-      <w:t>2025-01-09</w:t>
+      <w:t>2025-01-10</w:t>
       <w:br/>
       <w:br/>
     </w:r>

--- a/klagomål/A 25600-2022 FSC-klagomål.docx
+++ b/klagomål/A 25600-2022 FSC-klagomål.docx
@@ -894,7 +894,7 @@
     <w:r>
       <w:tab/>
       <w:tab/>
-      <w:t>2025-01-30</w:t>
+      <w:t>2025-01-31</w:t>
       <w:br/>
       <w:br/>
     </w:r>

--- a/klagomål/A 25600-2022 FSC-klagomål.docx
+++ b/klagomål/A 25600-2022 FSC-klagomål.docx
@@ -894,7 +894,7 @@
     <w:r>
       <w:tab/>
       <w:tab/>
-      <w:t>2025-01-31</w:t>
+      <w:t>2025-02-02</w:t>
       <w:br/>
       <w:br/>
     </w:r>

--- a/klagomål/A 25600-2022 FSC-klagomål.docx
+++ b/klagomål/A 25600-2022 FSC-klagomål.docx
@@ -191,7 +191,7 @@
     </w:p>
     <w:p>
       <w:r>
-        <w:t>I avverkningsanmälan har följande 5 naturvårdsarter hittats: havsörn (NT, §4), spillkråka (NT, §4), talltita (NT, §4), gröngöling (§4) och kungsfågel (§4). Av dessa är 3 rödlistade. För rödlistade arter har rödlistekategorin angivits inom parentes. För fridlysta arter anges även paragrafen i Artskyddsförordningen som arten är fridlyst enligt.</w:t>
+        <w:t>I avverkningsanmälan har följande 6 naturvårdsarter hittats: havsörn (NT, §4), spillkråka (NT, §4), talltita (NT, §4), gröngöling (§4), hökuggla (§4) och kungsfågel (§4). Av dessa är 3 rödlistade. För rödlistade arter har rödlistekategorin angivits inom parentes. För fridlysta arter anges även paragrafen i Artskyddsförordningen som arten är fridlyst enligt.</w:t>
       </w:r>
     </w:p>
     <w:p>
@@ -256,7 +256,7 @@
     </w:p>
     <w:p>
       <w:r>
-        <w:t>Följande fridlysta arter har sina livsmiljöer och växtplatser i den avverkningsanmälda skogen: havsörn (NT, §4), spillkråka (NT, §4), talltita (NT, §4), gröngöling (§4) och kungsfågel (§4).</w:t>
+        <w:t>Följande fridlysta arter har sina livsmiljöer och växtplatser i den avverkningsanmälda skogen: havsörn (NT, §4), spillkråka (NT, §4), talltita (NT, §4), gröngöling (§4), hökuggla (§4) och kungsfågel (§4).</w:t>
       </w:r>
     </w:p>
     <w:p>
@@ -406,7 +406,7 @@
         <w:rPr>
           <w:i/>
         </w:rPr>
-        <w:t>I det avverkningsanmälda skogsområdet har 5 naturvårdsarter varav 3 rödlistade arter sina livsmiljöer och växtplatser.</w:t>
+        <w:t>I det avverkningsanmälda skogsområdet har 6 naturvårdsarter varav 3 rödlistade arter sina livsmiljöer och växtplatser.</w:t>
       </w:r>
     </w:p>
     <w:p>
@@ -894,7 +894,7 @@
     <w:r>
       <w:tab/>
       <w:tab/>
-      <w:t>2025-02-02</w:t>
+      <w:t>2025-02-03</w:t>
       <w:br/>
       <w:br/>
     </w:r>

--- a/klagomål/A 25600-2022 FSC-klagomål.docx
+++ b/klagomål/A 25600-2022 FSC-klagomål.docx
@@ -894,7 +894,7 @@
     <w:r>
       <w:tab/>
       <w:tab/>
-      <w:t>2025-02-03</w:t>
+      <w:t>2025-02-04</w:t>
       <w:br/>
       <w:br/>
     </w:r>

--- a/klagomål/A 25600-2022 FSC-klagomål.docx
+++ b/klagomål/A 25600-2022 FSC-klagomål.docx
@@ -894,7 +894,7 @@
     <w:r>
       <w:tab/>
       <w:tab/>
-      <w:t>2025-02-04</w:t>
+      <w:t>2025-02-05</w:t>
       <w:br/>
       <w:br/>
     </w:r>

--- a/klagomål/A 25600-2022 FSC-klagomål.docx
+++ b/klagomål/A 25600-2022 FSC-klagomål.docx
@@ -894,7 +894,7 @@
     <w:r>
       <w:tab/>
       <w:tab/>
-      <w:t>2025-02-05</w:t>
+      <w:t>2025-02-06</w:t>
       <w:br/>
       <w:br/>
     </w:r>

--- a/klagomål/A 25600-2022 FSC-klagomål.docx
+++ b/klagomål/A 25600-2022 FSC-klagomål.docx
@@ -894,7 +894,7 @@
     <w:r>
       <w:tab/>
       <w:tab/>
-      <w:t>2025-02-06</w:t>
+      <w:t>2025-02-07</w:t>
       <w:br/>
       <w:br/>
     </w:r>

--- a/klagomål/A 25600-2022 FSC-klagomål.docx
+++ b/klagomål/A 25600-2022 FSC-klagomål.docx
@@ -894,7 +894,7 @@
     <w:r>
       <w:tab/>
       <w:tab/>
-      <w:t>2025-02-07</w:t>
+      <w:t>2025-02-08</w:t>
       <w:br/>
       <w:br/>
     </w:r>

--- a/klagomål/A 25600-2022 FSC-klagomål.docx
+++ b/klagomål/A 25600-2022 FSC-klagomål.docx
@@ -894,7 +894,7 @@
     <w:r>
       <w:tab/>
       <w:tab/>
-      <w:t>2025-02-08</w:t>
+      <w:t>2025-02-09</w:t>
       <w:br/>
       <w:br/>
     </w:r>

--- a/klagomål/A 25600-2022 FSC-klagomål.docx
+++ b/klagomål/A 25600-2022 FSC-klagomål.docx
@@ -894,7 +894,7 @@
     <w:r>
       <w:tab/>
       <w:tab/>
-      <w:t>2025-02-09</w:t>
+      <w:t>2025-02-10</w:t>
       <w:br/>
       <w:br/>
     </w:r>

--- a/klagomål/A 25600-2022 FSC-klagomål.docx
+++ b/klagomål/A 25600-2022 FSC-klagomål.docx
@@ -894,7 +894,7 @@
     <w:r>
       <w:tab/>
       <w:tab/>
-      <w:t>2025-02-10</w:t>
+      <w:t>2025-02-11</w:t>
       <w:br/>
       <w:br/>
     </w:r>

--- a/klagomål/A 25600-2022 FSC-klagomål.docx
+++ b/klagomål/A 25600-2022 FSC-klagomål.docx
@@ -894,7 +894,7 @@
     <w:r>
       <w:tab/>
       <w:tab/>
-      <w:t>2025-02-11</w:t>
+      <w:t>2025-02-12</w:t>
       <w:br/>
       <w:br/>
     </w:r>

--- a/klagomål/A 25600-2022 FSC-klagomål.docx
+++ b/klagomål/A 25600-2022 FSC-klagomål.docx
@@ -191,7 +191,7 @@
     </w:p>
     <w:p>
       <w:r>
-        <w:t>I avverkningsanmälan har följande 6 naturvårdsarter hittats: havsörn (NT, §4), spillkråka (NT, §4), talltita (NT, §4), gröngöling (§4), hökuggla (§4) och kungsfågel (§4). Av dessa är 3 rödlistade. För rödlistade arter har rödlistekategorin angivits inom parentes. För fridlysta arter anges även paragrafen i Artskyddsförordningen som arten är fridlyst enligt.</w:t>
+        <w:t>I avverkningsanmälan har följande 5 naturvårdsarter hittats: havsörn (NT, §4), spillkråka (NT, §4), talltita (NT, §4), gröngöling (§4) och kungsfågel (§4). Av dessa är 3 rödlistade. För rödlistade arter har rödlistekategorin angivits inom parentes. För fridlysta arter anges även paragrafen i Artskyddsförordningen som arten är fridlyst enligt.</w:t>
       </w:r>
     </w:p>
     <w:p>
@@ -256,7 +256,7 @@
     </w:p>
     <w:p>
       <w:r>
-        <w:t>Följande fridlysta arter har sina livsmiljöer och växtplatser i den avverkningsanmälda skogen: havsörn (NT, §4), spillkråka (NT, §4), talltita (NT, §4), gröngöling (§4), hökuggla (§4) och kungsfågel (§4).</w:t>
+        <w:t>Följande fridlysta arter har sina livsmiljöer och växtplatser i den avverkningsanmälda skogen: havsörn (NT, §4), spillkråka (NT, §4), talltita (NT, §4), gröngöling (§4) och kungsfågel (§4).</w:t>
       </w:r>
     </w:p>
     <w:p>
@@ -406,7 +406,7 @@
         <w:rPr>
           <w:i/>
         </w:rPr>
-        <w:t>I det avverkningsanmälda skogsområdet har 6 naturvårdsarter varav 3 rödlistade arter sina livsmiljöer och växtplatser.</w:t>
+        <w:t>I det avverkningsanmälda skogsområdet har 5 naturvårdsarter varav 3 rödlistade arter sina livsmiljöer och växtplatser.</w:t>
       </w:r>
     </w:p>
     <w:p>
@@ -894,7 +894,7 @@
     <w:r>
       <w:tab/>
       <w:tab/>
-      <w:t>2025-02-12</w:t>
+      <w:t>2025-02-13</w:t>
       <w:br/>
       <w:br/>
     </w:r>

--- a/klagomål/A 25600-2022 FSC-klagomål.docx
+++ b/klagomål/A 25600-2022 FSC-klagomål.docx
@@ -894,7 +894,7 @@
     <w:r>
       <w:tab/>
       <w:tab/>
-      <w:t>2025-02-13</w:t>
+      <w:t>2025-02-14</w:t>
       <w:br/>
       <w:br/>
     </w:r>

--- a/klagomål/A 25600-2022 FSC-klagomål.docx
+++ b/klagomål/A 25600-2022 FSC-klagomål.docx
@@ -894,7 +894,7 @@
     <w:r>
       <w:tab/>
       <w:tab/>
-      <w:t>2025-02-14</w:t>
+      <w:t>2025-02-15</w:t>
       <w:br/>
       <w:br/>
     </w:r>

--- a/klagomål/A 25600-2022 FSC-klagomål.docx
+++ b/klagomål/A 25600-2022 FSC-klagomål.docx
@@ -894,7 +894,7 @@
     <w:r>
       <w:tab/>
       <w:tab/>
-      <w:t>2025-02-15</w:t>
+      <w:t>2025-02-16</w:t>
       <w:br/>
       <w:br/>
     </w:r>

--- a/klagomål/A 25600-2022 FSC-klagomål.docx
+++ b/klagomål/A 25600-2022 FSC-klagomål.docx
@@ -894,7 +894,7 @@
     <w:r>
       <w:tab/>
       <w:tab/>
-      <w:t>2025-02-16</w:t>
+      <w:t>2025-02-17</w:t>
       <w:br/>
       <w:br/>
     </w:r>

--- a/klagomål/A 25600-2022 FSC-klagomål.docx
+++ b/klagomål/A 25600-2022 FSC-klagomål.docx
@@ -894,7 +894,7 @@
     <w:r>
       <w:tab/>
       <w:tab/>
-      <w:t>2025-02-17</w:t>
+      <w:t>2025-02-18</w:t>
       <w:br/>
       <w:br/>
     </w:r>

--- a/klagomål/A 25600-2022 FSC-klagomål.docx
+++ b/klagomål/A 25600-2022 FSC-klagomål.docx
@@ -894,7 +894,7 @@
     <w:r>
       <w:tab/>
       <w:tab/>
-      <w:t>2025-02-18</w:t>
+      <w:t>2025-02-19</w:t>
       <w:br/>
       <w:br/>
     </w:r>

--- a/klagomål/A 25600-2022 FSC-klagomål.docx
+++ b/klagomål/A 25600-2022 FSC-klagomål.docx
@@ -894,7 +894,7 @@
     <w:r>
       <w:tab/>
       <w:tab/>
-      <w:t>2025-02-19</w:t>
+      <w:t>2025-02-20</w:t>
       <w:br/>
       <w:br/>
     </w:r>

--- a/klagomål/A 25600-2022 FSC-klagomål.docx
+++ b/klagomål/A 25600-2022 FSC-klagomål.docx
@@ -894,7 +894,7 @@
     <w:r>
       <w:tab/>
       <w:tab/>
-      <w:t>2025-02-20</w:t>
+      <w:t>2025-02-21</w:t>
       <w:br/>
       <w:br/>
     </w:r>

--- a/klagomål/A 25600-2022 FSC-klagomål.docx
+++ b/klagomål/A 25600-2022 FSC-klagomål.docx
@@ -894,7 +894,7 @@
     <w:r>
       <w:tab/>
       <w:tab/>
-      <w:t>2025-02-21</w:t>
+      <w:t>2025-02-22</w:t>
       <w:br/>
       <w:br/>
     </w:r>

--- a/klagomål/A 25600-2022 FSC-klagomål.docx
+++ b/klagomål/A 25600-2022 FSC-klagomål.docx
@@ -894,7 +894,7 @@
     <w:r>
       <w:tab/>
       <w:tab/>
-      <w:t>2025-02-22</w:t>
+      <w:t>2025-02-23</w:t>
       <w:br/>
       <w:br/>
     </w:r>

--- a/klagomål/A 25600-2022 FSC-klagomål.docx
+++ b/klagomål/A 25600-2022 FSC-klagomål.docx
@@ -894,7 +894,7 @@
     <w:r>
       <w:tab/>
       <w:tab/>
-      <w:t>2025-02-23</w:t>
+      <w:t>2025-02-24</w:t>
       <w:br/>
       <w:br/>
     </w:r>

--- a/klagomål/A 25600-2022 FSC-klagomål.docx
+++ b/klagomål/A 25600-2022 FSC-klagomål.docx
@@ -894,7 +894,7 @@
     <w:r>
       <w:tab/>
       <w:tab/>
-      <w:t>2025-02-24</w:t>
+      <w:t>2025-02-25</w:t>
       <w:br/>
       <w:br/>
     </w:r>

--- a/klagomål/A 25600-2022 FSC-klagomål.docx
+++ b/klagomål/A 25600-2022 FSC-klagomål.docx
@@ -894,7 +894,7 @@
     <w:r>
       <w:tab/>
       <w:tab/>
-      <w:t>2025-02-25</w:t>
+      <w:t>2025-02-26</w:t>
       <w:br/>
       <w:br/>
     </w:r>

--- a/klagomål/A 25600-2022 FSC-klagomål.docx
+++ b/klagomål/A 25600-2022 FSC-klagomål.docx
@@ -894,7 +894,7 @@
     <w:r>
       <w:tab/>
       <w:tab/>
-      <w:t>2025-02-26</w:t>
+      <w:t>2025-02-27</w:t>
       <w:br/>
       <w:br/>
     </w:r>

--- a/klagomål/A 25600-2022 FSC-klagomål.docx
+++ b/klagomål/A 25600-2022 FSC-klagomål.docx
@@ -894,7 +894,7 @@
     <w:r>
       <w:tab/>
       <w:tab/>
-      <w:t>2025-03-02</w:t>
+      <w:t>2025-03-03</w:t>
       <w:br/>
       <w:br/>
     </w:r>

--- a/klagomål/A 25600-2022 FSC-klagomål.docx
+++ b/klagomål/A 25600-2022 FSC-klagomål.docx
@@ -894,7 +894,7 @@
     <w:r>
       <w:tab/>
       <w:tab/>
-      <w:t>2025-03-03</w:t>
+      <w:t>2025-03-04</w:t>
       <w:br/>
       <w:br/>
     </w:r>

--- a/klagomål/A 25600-2022 FSC-klagomål.docx
+++ b/klagomål/A 25600-2022 FSC-klagomål.docx
@@ -894,7 +894,7 @@
     <w:r>
       <w:tab/>
       <w:tab/>
-      <w:t>2025-03-04</w:t>
+      <w:t>2025-03-05</w:t>
       <w:br/>
       <w:br/>
     </w:r>

--- a/klagomål/A 25600-2022 FSC-klagomål.docx
+++ b/klagomål/A 25600-2022 FSC-klagomål.docx
@@ -894,7 +894,7 @@
     <w:r>
       <w:tab/>
       <w:tab/>
-      <w:t>2025-03-05</w:t>
+      <w:t>2025-03-06</w:t>
       <w:br/>
       <w:br/>
     </w:r>

--- a/klagomål/A 25600-2022 FSC-klagomål.docx
+++ b/klagomål/A 25600-2022 FSC-klagomål.docx
@@ -894,7 +894,7 @@
     <w:r>
       <w:tab/>
       <w:tab/>
-      <w:t>2025-03-06</w:t>
+      <w:t>2025-03-07</w:t>
       <w:br/>
       <w:br/>
     </w:r>

--- a/klagomål/A 25600-2022 FSC-klagomål.docx
+++ b/klagomål/A 25600-2022 FSC-klagomål.docx
@@ -894,7 +894,7 @@
     <w:r>
       <w:tab/>
       <w:tab/>
-      <w:t>2025-03-07</w:t>
+      <w:t>2025-03-08</w:t>
       <w:br/>
       <w:br/>
     </w:r>

--- a/klagomål/A 25600-2022 FSC-klagomål.docx
+++ b/klagomål/A 25600-2022 FSC-klagomål.docx
@@ -894,7 +894,7 @@
     <w:r>
       <w:tab/>
       <w:tab/>
-      <w:t>2025-03-08</w:t>
+      <w:t>2025-03-09</w:t>
       <w:br/>
       <w:br/>
     </w:r>

--- a/klagomål/A 25600-2022 FSC-klagomål.docx
+++ b/klagomål/A 25600-2022 FSC-klagomål.docx
@@ -894,7 +894,7 @@
     <w:r>
       <w:tab/>
       <w:tab/>
-      <w:t>2025-03-09</w:t>
+      <w:t>2025-03-10</w:t>
       <w:br/>
       <w:br/>
     </w:r>

--- a/klagomål/A 25600-2022 FSC-klagomål.docx
+++ b/klagomål/A 25600-2022 FSC-klagomål.docx
@@ -894,7 +894,7 @@
     <w:r>
       <w:tab/>
       <w:tab/>
-      <w:t>2025-03-10</w:t>
+      <w:t>2025-03-11</w:t>
       <w:br/>
       <w:br/>
     </w:r>

--- a/klagomål/A 25600-2022 FSC-klagomål.docx
+++ b/klagomål/A 25600-2022 FSC-klagomål.docx
@@ -894,7 +894,7 @@
     <w:r>
       <w:tab/>
       <w:tab/>
-      <w:t>2025-03-11</w:t>
+      <w:t>2025-03-12</w:t>
       <w:br/>
       <w:br/>
     </w:r>

--- a/klagomål/A 25600-2022 FSC-klagomål.docx
+++ b/klagomål/A 25600-2022 FSC-klagomål.docx
@@ -894,7 +894,7 @@
     <w:r>
       <w:tab/>
       <w:tab/>
-      <w:t>2025-03-12</w:t>
+      <w:t>2025-03-13</w:t>
       <w:br/>
       <w:br/>
     </w:r>

--- a/klagomål/A 25600-2022 FSC-klagomål.docx
+++ b/klagomål/A 25600-2022 FSC-klagomål.docx
@@ -894,7 +894,7 @@
     <w:r>
       <w:tab/>
       <w:tab/>
-      <w:t>2025-03-13</w:t>
+      <w:t>2025-03-14</w:t>
       <w:br/>
       <w:br/>
     </w:r>

--- a/klagomål/A 25600-2022 FSC-klagomål.docx
+++ b/klagomål/A 25600-2022 FSC-klagomål.docx
@@ -894,7 +894,7 @@
     <w:r>
       <w:tab/>
       <w:tab/>
-      <w:t>2025-03-14</w:t>
+      <w:t>2025-03-15</w:t>
       <w:br/>
       <w:br/>
     </w:r>

--- a/klagomål/A 25600-2022 FSC-klagomål.docx
+++ b/klagomål/A 25600-2022 FSC-klagomål.docx
@@ -894,7 +894,7 @@
     <w:r>
       <w:tab/>
       <w:tab/>
-      <w:t>2025-03-15</w:t>
+      <w:t>2025-03-16</w:t>
       <w:br/>
       <w:br/>
     </w:r>

--- a/klagomål/A 25600-2022 FSC-klagomål.docx
+++ b/klagomål/A 25600-2022 FSC-klagomål.docx
@@ -894,7 +894,7 @@
     <w:r>
       <w:tab/>
       <w:tab/>
-      <w:t>2025-03-16</w:t>
+      <w:t>2025-03-17</w:t>
       <w:br/>
       <w:br/>
     </w:r>

--- a/klagomål/A 25600-2022 FSC-klagomål.docx
+++ b/klagomål/A 25600-2022 FSC-klagomål.docx
@@ -894,7 +894,7 @@
     <w:r>
       <w:tab/>
       <w:tab/>
-      <w:t>2025-03-17</w:t>
+      <w:t>2025-03-18</w:t>
       <w:br/>
       <w:br/>
     </w:r>

--- a/klagomål/A 25600-2022 FSC-klagomål.docx
+++ b/klagomål/A 25600-2022 FSC-klagomål.docx
@@ -894,7 +894,7 @@
     <w:r>
       <w:tab/>
       <w:tab/>
-      <w:t>2025-03-18</w:t>
+      <w:t>2025-03-19</w:t>
       <w:br/>
       <w:br/>
     </w:r>

--- a/klagomål/A 25600-2022 FSC-klagomål.docx
+++ b/klagomål/A 25600-2022 FSC-klagomål.docx
@@ -894,7 +894,7 @@
     <w:r>
       <w:tab/>
       <w:tab/>
-      <w:t>2025-03-19</w:t>
+      <w:t>2025-03-20</w:t>
       <w:br/>
       <w:br/>
     </w:r>

--- a/klagomål/A 25600-2022 FSC-klagomål.docx
+++ b/klagomål/A 25600-2022 FSC-klagomål.docx
@@ -894,7 +894,7 @@
     <w:r>
       <w:tab/>
       <w:tab/>
-      <w:t>2025-03-20</w:t>
+      <w:t>2025-03-21</w:t>
       <w:br/>
       <w:br/>
     </w:r>

--- a/klagomål/A 25600-2022 FSC-klagomål.docx
+++ b/klagomål/A 25600-2022 FSC-klagomål.docx
@@ -894,7 +894,7 @@
     <w:r>
       <w:tab/>
       <w:tab/>
-      <w:t>2025-03-21</w:t>
+      <w:t>2025-03-22</w:t>
       <w:br/>
       <w:br/>
     </w:r>

--- a/klagomål/A 25600-2022 FSC-klagomål.docx
+++ b/klagomål/A 25600-2022 FSC-klagomål.docx
@@ -894,7 +894,7 @@
     <w:r>
       <w:tab/>
       <w:tab/>
-      <w:t>2025-03-22</w:t>
+      <w:t>2025-03-23</w:t>
       <w:br/>
       <w:br/>
     </w:r>

--- a/klagomål/A 25600-2022 FSC-klagomål.docx
+++ b/klagomål/A 25600-2022 FSC-klagomål.docx
@@ -894,7 +894,7 @@
     <w:r>
       <w:tab/>
       <w:tab/>
-      <w:t>2025-03-23</w:t>
+      <w:t>2025-03-24</w:t>
       <w:br/>
       <w:br/>
     </w:r>

--- a/klagomål/A 25600-2022 FSC-klagomål.docx
+++ b/klagomål/A 25600-2022 FSC-klagomål.docx
@@ -894,7 +894,7 @@
     <w:r>
       <w:tab/>
       <w:tab/>
-      <w:t>2025-03-24</w:t>
+      <w:t>2025-03-25</w:t>
       <w:br/>
       <w:br/>
     </w:r>

--- a/klagomål/A 25600-2022 FSC-klagomål.docx
+++ b/klagomål/A 25600-2022 FSC-klagomål.docx
@@ -894,7 +894,7 @@
     <w:r>
       <w:tab/>
       <w:tab/>
-      <w:t>2025-03-25</w:t>
+      <w:t>2025-03-26</w:t>
       <w:br/>
       <w:br/>
     </w:r>

--- a/klagomål/A 25600-2022 FSC-klagomål.docx
+++ b/klagomål/A 25600-2022 FSC-klagomål.docx
@@ -894,7 +894,7 @@
     <w:r>
       <w:tab/>
       <w:tab/>
-      <w:t>2025-03-26</w:t>
+      <w:t>2025-03-27</w:t>
       <w:br/>
       <w:br/>
     </w:r>

--- a/klagomål/A 25600-2022 FSC-klagomål.docx
+++ b/klagomål/A 25600-2022 FSC-klagomål.docx
@@ -894,7 +894,7 @@
     <w:r>
       <w:tab/>
       <w:tab/>
-      <w:t>2025-03-27</w:t>
+      <w:t>2025-03-28</w:t>
       <w:br/>
       <w:br/>
     </w:r>

--- a/klagomål/A 25600-2022 FSC-klagomål.docx
+++ b/klagomål/A 25600-2022 FSC-klagomål.docx
@@ -894,7 +894,7 @@
     <w:r>
       <w:tab/>
       <w:tab/>
-      <w:t>2025-04-02</w:t>
+      <w:t>2025-04-03</w:t>
       <w:br/>
       <w:br/>
     </w:r>

--- a/klagomål/A 25600-2022 FSC-klagomål.docx
+++ b/klagomål/A 25600-2022 FSC-klagomål.docx
@@ -894,7 +894,7 @@
     <w:r>
       <w:tab/>
       <w:tab/>
-      <w:t>2025-04-03</w:t>
+      <w:t>2025-04-05</w:t>
       <w:br/>
       <w:br/>
     </w:r>

--- a/klagomål/A 25600-2022 FSC-klagomål.docx
+++ b/klagomål/A 25600-2022 FSC-klagomål.docx
@@ -894,7 +894,7 @@
     <w:r>
       <w:tab/>
       <w:tab/>
-      <w:t>2025-04-05</w:t>
+      <w:t>2025-04-06</w:t>
       <w:br/>
       <w:br/>
     </w:r>

--- a/klagomål/A 25600-2022 FSC-klagomål.docx
+++ b/klagomål/A 25600-2022 FSC-klagomål.docx
@@ -894,7 +894,7 @@
     <w:r>
       <w:tab/>
       <w:tab/>
-      <w:t>2025-04-06</w:t>
+      <w:t>2025-04-07</w:t>
       <w:br/>
       <w:br/>
     </w:r>

--- a/klagomål/A 25600-2022 FSC-klagomål.docx
+++ b/klagomål/A 25600-2022 FSC-klagomål.docx
@@ -894,7 +894,7 @@
     <w:r>
       <w:tab/>
       <w:tab/>
-      <w:t>2025-04-07</w:t>
+      <w:t>2025-04-08</w:t>
       <w:br/>
       <w:br/>
     </w:r>

--- a/klagomål/A 25600-2022 FSC-klagomål.docx
+++ b/klagomål/A 25600-2022 FSC-klagomål.docx
@@ -894,7 +894,7 @@
     <w:r>
       <w:tab/>
       <w:tab/>
-      <w:t>2025-04-08</w:t>
+      <w:t>2025-04-09</w:t>
       <w:br/>
       <w:br/>
     </w:r>

--- a/klagomål/A 25600-2022 FSC-klagomål.docx
+++ b/klagomål/A 25600-2022 FSC-klagomål.docx
@@ -656,7 +656,7 @@
     </w:p>
     <w:p>
       <w:r>
-        <w:t xml:space="preserve">Talltita är rödlistad som NT, fridlyst och prioriterad art i Skogsvårdslagen. Den omfattas av EU:s fågeldirektiv. Arten har minskat kraftigt de senaste 30 åren och minskningstakten innevarande 10-årsperiod beräknas till 20 (10–30) % (SLU Artdatabanken, 2022). </w:t>
+        <w:t>Talltita är rödlistad som NT, fridlyst och prioriterad art i Skogsvårdslagen. Den omfattas av EU:s fågeldirektiv. Arten har minskat kraftigt de senaste 30 åren och minskningstakten innevarande 10-årsperiod beräknas till 20 (10–30) % (SLU Artdatabanken, 2022).</w:t>
       </w:r>
     </w:p>
     <w:p>
@@ -693,7 +693,7 @@
         <w:t xml:space="preserve">Differential demographic responses of sympatric Parids to vegetation management in boreal forest. </w:t>
       </w:r>
       <w:r>
-        <w:t xml:space="preserve">For. Ecol. Manage. 319, 169–175. </w:t>
+        <w:t>For. Ecol. Manage. 319, 169–175.</w:t>
       </w:r>
     </w:p>
     <w:p>
@@ -707,7 +707,7 @@
         <w:t xml:space="preserve">Coherence, composition and territories of winter social groups of the Willow Tit Parus montanus and the Crested Tit P. cristatus. </w:t>
       </w:r>
       <w:r>
-        <w:t xml:space="preserve">Ornis Scandinavica, 10, pp 56–68 </w:t>
+        <w:t>Ornis Scandinavica, 10, pp 56–68</w:t>
       </w:r>
     </w:p>
     <w:p>
@@ -721,7 +721,7 @@
         <w:t xml:space="preserve">Impact of forestry practices on fitness correlates and population productivity in an open-nesting bird species. </w:t>
       </w:r>
       <w:r>
-        <w:t xml:space="preserve">Conserv. Biol. 21, 767–774. https://doi.org/10.1111/j.1523- 1739.2007.00675.x </w:t>
+        <w:t>Conserv. Biol. 21, 767–774. https://doi.org/10.1111/j.1523- 1739.2007.00675.x</w:t>
       </w:r>
     </w:p>
     <w:p>
@@ -894,7 +894,7 @@
     <w:r>
       <w:tab/>
       <w:tab/>
-      <w:t>2025-04-09</w:t>
+      <w:t>2025-04-10</w:t>
       <w:br/>
       <w:br/>
     </w:r>

--- a/klagomål/A 25600-2022 FSC-klagomål.docx
+++ b/klagomål/A 25600-2022 FSC-klagomål.docx
@@ -894,7 +894,7 @@
     <w:r>
       <w:tab/>
       <w:tab/>
-      <w:t>2025-04-10</w:t>
+      <w:t>2025-04-11</w:t>
       <w:br/>
       <w:br/>
     </w:r>

--- a/klagomål/A 25600-2022 FSC-klagomål.docx
+++ b/klagomål/A 25600-2022 FSC-klagomål.docx
@@ -894,7 +894,7 @@
     <w:r>
       <w:tab/>
       <w:tab/>
-      <w:t>2025-04-11</w:t>
+      <w:t>2025-04-12</w:t>
       <w:br/>
       <w:br/>
     </w:r>

--- a/klagomål/A 25600-2022 FSC-klagomål.docx
+++ b/klagomål/A 25600-2022 FSC-klagomål.docx
@@ -894,7 +894,7 @@
     <w:r>
       <w:tab/>
       <w:tab/>
-      <w:t>2025-04-12</w:t>
+      <w:t>2025-04-13</w:t>
       <w:br/>
       <w:br/>
     </w:r>

--- a/klagomål/A 25600-2022 FSC-klagomål.docx
+++ b/klagomål/A 25600-2022 FSC-klagomål.docx
@@ -894,7 +894,7 @@
     <w:r>
       <w:tab/>
       <w:tab/>
-      <w:t>2025-04-13</w:t>
+      <w:t>2025-04-14</w:t>
       <w:br/>
       <w:br/>
     </w:r>

--- a/klagomål/A 25600-2022 FSC-klagomål.docx
+++ b/klagomål/A 25600-2022 FSC-klagomål.docx
@@ -894,7 +894,7 @@
     <w:r>
       <w:tab/>
       <w:tab/>
-      <w:t>2025-04-14</w:t>
+      <w:t>2025-04-15</w:t>
       <w:br/>
       <w:br/>
     </w:r>

--- a/klagomål/A 25600-2022 FSC-klagomål.docx
+++ b/klagomål/A 25600-2022 FSC-klagomål.docx
@@ -894,7 +894,7 @@
     <w:r>
       <w:tab/>
       <w:tab/>
-      <w:t>2025-04-15</w:t>
+      <w:t>2025-04-16</w:t>
       <w:br/>
       <w:br/>
     </w:r>

--- a/klagomål/A 25600-2022 FSC-klagomål.docx
+++ b/klagomål/A 25600-2022 FSC-klagomål.docx
@@ -894,7 +894,7 @@
     <w:r>
       <w:tab/>
       <w:tab/>
-      <w:t>2025-04-16</w:t>
+      <w:t>2025-04-17</w:t>
       <w:br/>
       <w:br/>
     </w:r>

--- a/klagomål/A 25600-2022 FSC-klagomål.docx
+++ b/klagomål/A 25600-2022 FSC-klagomål.docx
@@ -894,7 +894,7 @@
     <w:r>
       <w:tab/>
       <w:tab/>
-      <w:t>2025-04-17</w:t>
+      <w:t>2025-04-18</w:t>
       <w:br/>
       <w:br/>
     </w:r>

--- a/klagomål/A 25600-2022 FSC-klagomål.docx
+++ b/klagomål/A 25600-2022 FSC-klagomål.docx
@@ -894,7 +894,7 @@
     <w:r>
       <w:tab/>
       <w:tab/>
-      <w:t>2025-04-18</w:t>
+      <w:t>2025-04-19</w:t>
       <w:br/>
       <w:br/>
     </w:r>

--- a/klagomål/A 25600-2022 FSC-klagomål.docx
+++ b/klagomål/A 25600-2022 FSC-klagomål.docx
@@ -894,7 +894,7 @@
     <w:r>
       <w:tab/>
       <w:tab/>
-      <w:t>2025-05-03</w:t>
+      <w:t>2025-05-04</w:t>
       <w:br/>
       <w:br/>
     </w:r>

--- a/klagomål/A 25600-2022 FSC-klagomål.docx
+++ b/klagomål/A 25600-2022 FSC-klagomål.docx
@@ -894,7 +894,7 @@
     <w:r>
       <w:tab/>
       <w:tab/>
-      <w:t>2025-05-04</w:t>
+      <w:t>2025-05-06</w:t>
       <w:br/>
       <w:br/>
     </w:r>

--- a/klagomål/A 25600-2022 FSC-klagomål.docx
+++ b/klagomål/A 25600-2022 FSC-klagomål.docx
@@ -894,7 +894,7 @@
     <w:r>
       <w:tab/>
       <w:tab/>
-      <w:t>2025-05-06</w:t>
+      <w:t>2025-05-07</w:t>
       <w:br/>
       <w:br/>
     </w:r>

--- a/klagomål/A 25600-2022 FSC-klagomål.docx
+++ b/klagomål/A 25600-2022 FSC-klagomål.docx
@@ -894,7 +894,7 @@
     <w:r>
       <w:tab/>
       <w:tab/>
-      <w:t>2025-05-07</w:t>
+      <w:t>2025-05-08</w:t>
       <w:br/>
       <w:br/>
     </w:r>

--- a/klagomål/A 25600-2022 FSC-klagomål.docx
+++ b/klagomål/A 25600-2022 FSC-klagomål.docx
@@ -894,7 +894,7 @@
     <w:r>
       <w:tab/>
       <w:tab/>
-      <w:t>2025-05-08</w:t>
+      <w:t>2025-05-09</w:t>
       <w:br/>
       <w:br/>
     </w:r>

--- a/klagomål/A 25600-2022 FSC-klagomål.docx
+++ b/klagomål/A 25600-2022 FSC-klagomål.docx
@@ -894,7 +894,7 @@
     <w:r>
       <w:tab/>
       <w:tab/>
-      <w:t>2025-05-09</w:t>
+      <w:t>2025-05-10</w:t>
       <w:br/>
       <w:br/>
     </w:r>

--- a/klagomål/A 25600-2022 FSC-klagomål.docx
+++ b/klagomål/A 25600-2022 FSC-klagomål.docx
@@ -894,7 +894,7 @@
     <w:r>
       <w:tab/>
       <w:tab/>
-      <w:t>2025-05-10</w:t>
+      <w:t>2025-05-11</w:t>
       <w:br/>
       <w:br/>
     </w:r>

--- a/klagomål/A 25600-2022 FSC-klagomål.docx
+++ b/klagomål/A 25600-2022 FSC-klagomål.docx
@@ -894,7 +894,7 @@
     <w:r>
       <w:tab/>
       <w:tab/>
-      <w:t>2025-05-11</w:t>
+      <w:t>2025-05-12</w:t>
       <w:br/>
       <w:br/>
     </w:r>

--- a/klagomål/A 25600-2022 FSC-klagomål.docx
+++ b/klagomål/A 25600-2022 FSC-klagomål.docx
@@ -894,7 +894,7 @@
     <w:r>
       <w:tab/>
       <w:tab/>
-      <w:t>2025-05-12</w:t>
+      <w:t>2025-05-13</w:t>
       <w:br/>
       <w:br/>
     </w:r>

--- a/klagomål/A 25600-2022 FSC-klagomål.docx
+++ b/klagomål/A 25600-2022 FSC-klagomål.docx
@@ -894,7 +894,7 @@
     <w:r>
       <w:tab/>
       <w:tab/>
-      <w:t>2025-05-13</w:t>
+      <w:t>2025-05-14</w:t>
       <w:br/>
       <w:br/>
     </w:r>

--- a/klagomål/A 25600-2022 FSC-klagomål.docx
+++ b/klagomål/A 25600-2022 FSC-klagomål.docx
@@ -894,7 +894,7 @@
     <w:r>
       <w:tab/>
       <w:tab/>
-      <w:t>2025-05-14</w:t>
+      <w:t>2025-05-15</w:t>
       <w:br/>
       <w:br/>
     </w:r>

--- a/klagomål/A 25600-2022 FSC-klagomål.docx
+++ b/klagomål/A 25600-2022 FSC-klagomål.docx
@@ -894,7 +894,7 @@
     <w:r>
       <w:tab/>
       <w:tab/>
-      <w:t>2025-05-15</w:t>
+      <w:t>2025-05-16</w:t>
       <w:br/>
       <w:br/>
     </w:r>

--- a/klagomål/A 25600-2022 FSC-klagomål.docx
+++ b/klagomål/A 25600-2022 FSC-klagomål.docx
@@ -894,7 +894,7 @@
     <w:r>
       <w:tab/>
       <w:tab/>
-      <w:t>2025-05-16</w:t>
+      <w:t>2025-05-17</w:t>
       <w:br/>
       <w:br/>
     </w:r>

--- a/klagomål/A 25600-2022 FSC-klagomål.docx
+++ b/klagomål/A 25600-2022 FSC-klagomål.docx
@@ -894,7 +894,7 @@
     <w:r>
       <w:tab/>
       <w:tab/>
-      <w:t>2025-05-17</w:t>
+      <w:t>2025-05-18</w:t>
       <w:br/>
       <w:br/>
     </w:r>

--- a/klagomål/A 25600-2022 FSC-klagomål.docx
+++ b/klagomål/A 25600-2022 FSC-klagomål.docx
@@ -894,7 +894,7 @@
     <w:r>
       <w:tab/>
       <w:tab/>
-      <w:t>2025-05-18</w:t>
+      <w:t>2025-05-19</w:t>
       <w:br/>
       <w:br/>
     </w:r>

--- a/klagomål/A 25600-2022 FSC-klagomål.docx
+++ b/klagomål/A 25600-2022 FSC-klagomål.docx
@@ -894,7 +894,7 @@
     <w:r>
       <w:tab/>
       <w:tab/>
-      <w:t>2025-05-19</w:t>
+      <w:t>2025-05-20</w:t>
       <w:br/>
       <w:br/>
     </w:r>

--- a/klagomål/A 25600-2022 FSC-klagomål.docx
+++ b/klagomål/A 25600-2022 FSC-klagomål.docx
@@ -894,7 +894,7 @@
     <w:r>
       <w:tab/>
       <w:tab/>
-      <w:t>2025-05-20</w:t>
+      <w:t>2025-05-21</w:t>
       <w:br/>
       <w:br/>
     </w:r>

--- a/klagomål/A 25600-2022 FSC-klagomål.docx
+++ b/klagomål/A 25600-2022 FSC-klagomål.docx
@@ -894,7 +894,7 @@
     <w:r>
       <w:tab/>
       <w:tab/>
-      <w:t>2025-05-21</w:t>
+      <w:t>2025-05-22</w:t>
       <w:br/>
       <w:br/>
     </w:r>

--- a/klagomål/A 25600-2022 FSC-klagomål.docx
+++ b/klagomål/A 25600-2022 FSC-klagomål.docx
@@ -894,7 +894,7 @@
     <w:r>
       <w:tab/>
       <w:tab/>
-      <w:t>2025-05-22</w:t>
+      <w:t>2025-05-23</w:t>
       <w:br/>
       <w:br/>
     </w:r>

--- a/klagomål/A 25600-2022 FSC-klagomål.docx
+++ b/klagomål/A 25600-2022 FSC-klagomål.docx
@@ -894,7 +894,7 @@
     <w:r>
       <w:tab/>
       <w:tab/>
-      <w:t>2025-05-23</w:t>
+      <w:t>2025-05-24</w:t>
       <w:br/>
       <w:br/>
     </w:r>

--- a/klagomål/A 25600-2022 FSC-klagomål.docx
+++ b/klagomål/A 25600-2022 FSC-klagomål.docx
@@ -894,7 +894,7 @@
     <w:r>
       <w:tab/>
       <w:tab/>
-      <w:t>2025-05-24</w:t>
+      <w:t>2025-05-25</w:t>
       <w:br/>
       <w:br/>
     </w:r>

--- a/klagomål/A 25600-2022 FSC-klagomål.docx
+++ b/klagomål/A 25600-2022 FSC-klagomål.docx
@@ -894,7 +894,7 @@
     <w:r>
       <w:tab/>
       <w:tab/>
-      <w:t>2025-05-25</w:t>
+      <w:t>2025-05-26</w:t>
       <w:br/>
       <w:br/>
     </w:r>

--- a/klagomål/A 25600-2022 FSC-klagomål.docx
+++ b/klagomål/A 25600-2022 FSC-klagomål.docx
@@ -894,7 +894,7 @@
     <w:r>
       <w:tab/>
       <w:tab/>
-      <w:t>2025-05-26</w:t>
+      <w:t>2025-05-27</w:t>
       <w:br/>
       <w:br/>
     </w:r>

--- a/klagomål/A 25600-2022 FSC-klagomål.docx
+++ b/klagomål/A 25600-2022 FSC-klagomål.docx
@@ -894,7 +894,7 @@
     <w:r>
       <w:tab/>
       <w:tab/>
-      <w:t>2025-05-27</w:t>
+      <w:t>2025-05-30</w:t>
       <w:br/>
       <w:br/>
     </w:r>

--- a/klagomål/A 25600-2022 FSC-klagomål.docx
+++ b/klagomål/A 25600-2022 FSC-klagomål.docx
@@ -894,7 +894,7 @@
     <w:r>
       <w:tab/>
       <w:tab/>
-      <w:t>2025-05-30</w:t>
+      <w:t>2025-06-01</w:t>
       <w:br/>
       <w:br/>
     </w:r>

--- a/klagomål/A 25600-2022 FSC-klagomål.docx
+++ b/klagomål/A 25600-2022 FSC-klagomål.docx
@@ -894,7 +894,7 @@
     <w:r>
       <w:tab/>
       <w:tab/>
-      <w:t>2025-06-01</w:t>
+      <w:t>2025-06-02</w:t>
       <w:br/>
       <w:br/>
     </w:r>

--- a/klagomål/A 25600-2022 FSC-klagomål.docx
+++ b/klagomål/A 25600-2022 FSC-klagomål.docx
@@ -894,7 +894,7 @@
     <w:r>
       <w:tab/>
       <w:tab/>
-      <w:t>2025-06-02</w:t>
+      <w:t>2025-06-03</w:t>
       <w:br/>
       <w:br/>
     </w:r>

--- a/klagomål/A 25600-2022 FSC-klagomål.docx
+++ b/klagomål/A 25600-2022 FSC-klagomål.docx
@@ -894,7 +894,7 @@
     <w:r>
       <w:tab/>
       <w:tab/>
-      <w:t>2025-06-03</w:t>
+      <w:t>2025-06-04</w:t>
       <w:br/>
       <w:br/>
     </w:r>

--- a/klagomål/A 25600-2022 FSC-klagomål.docx
+++ b/klagomål/A 25600-2022 FSC-klagomål.docx
@@ -894,7 +894,7 @@
     <w:r>
       <w:tab/>
       <w:tab/>
-      <w:t>2025-06-04</w:t>
+      <w:t>2025-06-05</w:t>
       <w:br/>
       <w:br/>
     </w:r>

--- a/klagomål/A 25600-2022 FSC-klagomål.docx
+++ b/klagomål/A 25600-2022 FSC-klagomål.docx
@@ -894,7 +894,7 @@
     <w:r>
       <w:tab/>
       <w:tab/>
-      <w:t>2025-06-05</w:t>
+      <w:t>2025-06-13</w:t>
       <w:br/>
       <w:br/>
     </w:r>

--- a/klagomål/A 25600-2022 FSC-klagomål.docx
+++ b/klagomål/A 25600-2022 FSC-klagomål.docx
@@ -894,7 +894,7 @@
     <w:r>
       <w:tab/>
       <w:tab/>
-      <w:t>2025-06-13</w:t>
+      <w:t>2025-06-15</w:t>
       <w:br/>
       <w:br/>
     </w:r>

--- a/klagomål/A 25600-2022 FSC-klagomål.docx
+++ b/klagomål/A 25600-2022 FSC-klagomål.docx
@@ -894,7 +894,7 @@
     <w:r>
       <w:tab/>
       <w:tab/>
-      <w:t>2025-06-15</w:t>
+      <w:t>2025-06-16</w:t>
       <w:br/>
       <w:br/>
     </w:r>

--- a/klagomål/A 25600-2022 FSC-klagomål.docx
+++ b/klagomål/A 25600-2022 FSC-klagomål.docx
@@ -894,7 +894,7 @@
     <w:r>
       <w:tab/>
       <w:tab/>
-      <w:t>2025-06-16</w:t>
+      <w:t>2025-06-17</w:t>
       <w:br/>
       <w:br/>
     </w:r>

--- a/klagomål/A 25600-2022 FSC-klagomål.docx
+++ b/klagomål/A 25600-2022 FSC-klagomål.docx
@@ -894,7 +894,7 @@
     <w:r>
       <w:tab/>
       <w:tab/>
-      <w:t>2025-06-17</w:t>
+      <w:t>2025-06-18</w:t>
       <w:br/>
       <w:br/>
     </w:r>

--- a/klagomål/A 25600-2022 FSC-klagomål.docx
+++ b/klagomål/A 25600-2022 FSC-klagomål.docx
@@ -894,7 +894,7 @@
     <w:r>
       <w:tab/>
       <w:tab/>
-      <w:t>2025-06-18</w:t>
+      <w:t>2025-06-19</w:t>
       <w:br/>
       <w:br/>
     </w:r>

--- a/klagomål/A 25600-2022 FSC-klagomål.docx
+++ b/klagomål/A 25600-2022 FSC-klagomål.docx
@@ -894,7 +894,7 @@
     <w:r>
       <w:tab/>
       <w:tab/>
-      <w:t>2025-06-19</w:t>
+      <w:t>2025-06-20</w:t>
       <w:br/>
       <w:br/>
     </w:r>

--- a/klagomål/A 25600-2022 FSC-klagomål.docx
+++ b/klagomål/A 25600-2022 FSC-klagomål.docx
@@ -894,7 +894,7 @@
     <w:r>
       <w:tab/>
       <w:tab/>
-      <w:t>2025-06-20</w:t>
+      <w:t>2025-06-21</w:t>
       <w:br/>
       <w:br/>
     </w:r>

--- a/klagomål/A 25600-2022 FSC-klagomål.docx
+++ b/klagomål/A 25600-2022 FSC-klagomål.docx
@@ -894,7 +894,7 @@
     <w:r>
       <w:tab/>
       <w:tab/>
-      <w:t>2025-06-21</w:t>
+      <w:t>2025-06-22</w:t>
       <w:br/>
       <w:br/>
     </w:r>

--- a/klagomål/A 25600-2022 FSC-klagomål.docx
+++ b/klagomål/A 25600-2022 FSC-klagomål.docx
@@ -894,7 +894,7 @@
     <w:r>
       <w:tab/>
       <w:tab/>
-      <w:t>2025-06-22</w:t>
+      <w:t>2025-06-23</w:t>
       <w:br/>
       <w:br/>
     </w:r>

--- a/klagomål/A 25600-2022 FSC-klagomål.docx
+++ b/klagomål/A 25600-2022 FSC-klagomål.docx
@@ -894,7 +894,7 @@
     <w:r>
       <w:tab/>
       <w:tab/>
-      <w:t>2025-06-23</w:t>
+      <w:t>2025-06-24</w:t>
       <w:br/>
       <w:br/>
     </w:r>

--- a/klagomål/A 25600-2022 FSC-klagomål.docx
+++ b/klagomål/A 25600-2022 FSC-klagomål.docx
@@ -894,7 +894,7 @@
     <w:r>
       <w:tab/>
       <w:tab/>
-      <w:t>2025-06-24</w:t>
+      <w:t>2025-06-25</w:t>
       <w:br/>
       <w:br/>
     </w:r>

--- a/klagomål/A 25600-2022 FSC-klagomål.docx
+++ b/klagomål/A 25600-2022 FSC-klagomål.docx
@@ -894,7 +894,7 @@
     <w:r>
       <w:tab/>
       <w:tab/>
-      <w:t>2025-06-25</w:t>
+      <w:t>2025-06-26</w:t>
       <w:br/>
       <w:br/>
     </w:r>

--- a/klagomål/A 25600-2022 FSC-klagomål.docx
+++ b/klagomål/A 25600-2022 FSC-klagomål.docx
@@ -894,7 +894,7 @@
     <w:r>
       <w:tab/>
       <w:tab/>
-      <w:t>2025-06-26</w:t>
+      <w:t>2025-06-27</w:t>
       <w:br/>
       <w:br/>
     </w:r>

--- a/klagomål/A 25600-2022 FSC-klagomål.docx
+++ b/klagomål/A 25600-2022 FSC-klagomål.docx
@@ -894,7 +894,7 @@
     <w:r>
       <w:tab/>
       <w:tab/>
-      <w:t>2025-06-27</w:t>
+      <w:t>2025-06-28</w:t>
       <w:br/>
       <w:br/>
     </w:r>

--- a/klagomål/A 25600-2022 FSC-klagomål.docx
+++ b/klagomål/A 25600-2022 FSC-klagomål.docx
@@ -894,7 +894,7 @@
     <w:r>
       <w:tab/>
       <w:tab/>
-      <w:t>2025-06-28</w:t>
+      <w:t>2025-06-29</w:t>
       <w:br/>
       <w:br/>
     </w:r>

--- a/klagomål/A 25600-2022 FSC-klagomål.docx
+++ b/klagomål/A 25600-2022 FSC-klagomål.docx
@@ -894,7 +894,7 @@
     <w:r>
       <w:tab/>
       <w:tab/>
-      <w:t>2025-06-29</w:t>
+      <w:t>2025-06-30</w:t>
       <w:br/>
       <w:br/>
     </w:r>

--- a/klagomål/A 25600-2022 FSC-klagomål.docx
+++ b/klagomål/A 25600-2022 FSC-klagomål.docx
@@ -894,7 +894,7 @@
     <w:r>
       <w:tab/>
       <w:tab/>
-      <w:t>2025-06-30</w:t>
+      <w:t>2025-07-01</w:t>
       <w:br/>
       <w:br/>
     </w:r>

--- a/klagomål/A 25600-2022 FSC-klagomål.docx
+++ b/klagomål/A 25600-2022 FSC-klagomål.docx
@@ -894,7 +894,7 @@
     <w:r>
       <w:tab/>
       <w:tab/>
-      <w:t>2025-07-01</w:t>
+      <w:t>2025-07-02</w:t>
       <w:br/>
       <w:br/>
     </w:r>

--- a/klagomål/A 25600-2022 FSC-klagomål.docx
+++ b/klagomål/A 25600-2022 FSC-klagomål.docx
@@ -894,7 +894,7 @@
     <w:r>
       <w:tab/>
       <w:tab/>
-      <w:t>2025-07-02</w:t>
+      <w:t>2025-07-03</w:t>
       <w:br/>
       <w:br/>
     </w:r>

--- a/klagomål/A 25600-2022 FSC-klagomål.docx
+++ b/klagomål/A 25600-2022 FSC-klagomål.docx
@@ -894,7 +894,7 @@
     <w:r>
       <w:tab/>
       <w:tab/>
-      <w:t>2025-07-03</w:t>
+      <w:t>2025-07-04</w:t>
       <w:br/>
       <w:br/>
     </w:r>

--- a/klagomål/A 25600-2022 FSC-klagomål.docx
+++ b/klagomål/A 25600-2022 FSC-klagomål.docx
@@ -894,7 +894,7 @@
     <w:r>
       <w:tab/>
       <w:tab/>
-      <w:t>2025-07-04</w:t>
+      <w:t>2025-07-05</w:t>
       <w:br/>
       <w:br/>
     </w:r>

--- a/klagomål/A 25600-2022 FSC-klagomål.docx
+++ b/klagomål/A 25600-2022 FSC-klagomål.docx
@@ -894,7 +894,7 @@
     <w:r>
       <w:tab/>
       <w:tab/>
-      <w:t>2025-07-05</w:t>
+      <w:t>2025-07-06</w:t>
       <w:br/>
       <w:br/>
     </w:r>

--- a/klagomål/A 25600-2022 FSC-klagomål.docx
+++ b/klagomål/A 25600-2022 FSC-klagomål.docx
@@ -894,7 +894,7 @@
     <w:r>
       <w:tab/>
       <w:tab/>
-      <w:t>2025-07-06</w:t>
+      <w:t>2025-07-07</w:t>
       <w:br/>
       <w:br/>
     </w:r>

--- a/klagomål/A 25600-2022 FSC-klagomål.docx
+++ b/klagomål/A 25600-2022 FSC-klagomål.docx
@@ -894,7 +894,7 @@
     <w:r>
       <w:tab/>
       <w:tab/>
-      <w:t>2025-07-07</w:t>
+      <w:t>2025-07-08</w:t>
       <w:br/>
       <w:br/>
     </w:r>

--- a/klagomål/A 25600-2022 FSC-klagomål.docx
+++ b/klagomål/A 25600-2022 FSC-klagomål.docx
@@ -894,7 +894,7 @@
     <w:r>
       <w:tab/>
       <w:tab/>
-      <w:t>2025-07-08</w:t>
+      <w:t>2025-07-09</w:t>
       <w:br/>
       <w:br/>
     </w:r>

--- a/klagomål/A 25600-2022 FSC-klagomål.docx
+++ b/klagomål/A 25600-2022 FSC-klagomål.docx
@@ -894,7 +894,7 @@
     <w:r>
       <w:tab/>
       <w:tab/>
-      <w:t>2025-07-09</w:t>
+      <w:t>2025-07-11</w:t>
       <w:br/>
       <w:br/>
     </w:r>

--- a/klagomål/A 25600-2022 FSC-klagomål.docx
+++ b/klagomål/A 25600-2022 FSC-klagomål.docx
@@ -894,7 +894,7 @@
     <w:r>
       <w:tab/>
       <w:tab/>
-      <w:t>2025-07-11</w:t>
+      <w:t>2025-07-12</w:t>
       <w:br/>
       <w:br/>
     </w:r>

--- a/klagomål/A 25600-2022 FSC-klagomål.docx
+++ b/klagomål/A 25600-2022 FSC-klagomål.docx
@@ -894,7 +894,7 @@
     <w:r>
       <w:tab/>
       <w:tab/>
-      <w:t>2025-07-12</w:t>
+      <w:t>2025-07-13</w:t>
       <w:br/>
       <w:br/>
     </w:r>

--- a/klagomål/A 25600-2022 FSC-klagomål.docx
+++ b/klagomål/A 25600-2022 FSC-klagomål.docx
@@ -894,7 +894,7 @@
     <w:r>
       <w:tab/>
       <w:tab/>
-      <w:t>2025-07-13</w:t>
+      <w:t>2025-07-14</w:t>
       <w:br/>
       <w:br/>
     </w:r>

--- a/klagomål/A 25600-2022 FSC-klagomål.docx
+++ b/klagomål/A 25600-2022 FSC-klagomål.docx
@@ -894,7 +894,7 @@
     <w:r>
       <w:tab/>
       <w:tab/>
-      <w:t>2025-08-06</w:t>
+      <w:t>2025-08-09</w:t>
       <w:br/>
       <w:br/>
     </w:r>
